--- a/YOLO实验报告.docx
+++ b/YOLO实验报告.docx
@@ -122,7 +122,7 @@
         <w:pStyle w:val="Heading1"/>
       </w:pPr>
       <w:r>
-        <w:t xml:space="preserve">一、实验内容及原理</w:t>
+        <w:t xml:space="preserve">一、实验目的</w:t>
       </w:r>
     </w:p>
     <w:p>
@@ -135,7 +135,7 @@
           <w:sz w:val="24"/>
           <w:szCs w:val="24"/>
         </w:rPr>
-        <w:t xml:space="preserve">本实验基于YOLOv8目标检测算法，对NEU-DET（东北大学钢材表面缺陷数据集）进行缺陷检测训练与评估。</w:t>
+        <w:t xml:space="preserve">1. 理解深度学习目标检测的基本原理，掌握单阶段检测器（YOLO）将检测问题转化为回归问题的核心思想；</w:t>
       </w:r>
     </w:p>
     <w:p>
@@ -148,13 +148,12 @@
           <w:sz w:val="24"/>
           <w:szCs w:val="24"/>
         </w:rPr>
-        <w:t xml:space="preserve">YOLOv8（You Only Look Once v8）是Ultralytics公司发布的最新一代实时目标检测算法，采用了先进的网络架构设计，包括：</w:t>
-      </w:r>
-    </w:p>
-    <w:p>
-      <w:pPr>
-        <w:spacing w:after="80"/>
-        <w:ind w:left="480"/>
+        <w:t xml:space="preserve">2. 掌握使用YOLOv8框架完成从数据准备、模型训练到结果评估的完整深度学习实验流程；</w:t>
+      </w:r>
+    </w:p>
+    <w:p>
+      <w:pPr>
+        <w:spacing w:after="120"/>
       </w:pPr>
       <w:r>
         <w:rPr>
@@ -162,13 +161,12 @@
           <w:sz w:val="24"/>
           <w:szCs w:val="24"/>
         </w:rPr>
-        <w:t xml:space="preserve">• Backbone：采用C2f模块替代传统的C3模块，提升特征提取能力</w:t>
-      </w:r>
-    </w:p>
-    <w:p>
-      <w:pPr>
-        <w:spacing w:after="80"/>
-        <w:ind w:left="480"/>
+        <w:t xml:space="preserve">3. 学会配置GPU深度学习环境（CUDA、PyTorch），理解硬件加速对模型训练的重要性；</w:t>
+      </w:r>
+    </w:p>
+    <w:p>
+      <w:pPr>
+        <w:spacing w:after="120"/>
       </w:pPr>
       <w:r>
         <w:rPr>
@@ -176,13 +174,28 @@
           <w:sz w:val="24"/>
           <w:szCs w:val="24"/>
         </w:rPr>
-        <w:t xml:space="preserve">• Neck：使用FPN+PAN结构进行多尺度特征融合</w:t>
-      </w:r>
-    </w:p>
-    <w:p>
-      <w:pPr>
-        <w:spacing w:after="80"/>
-        <w:ind w:left="480"/>
+        <w:t xml:space="preserve">4. 通过工业缺陷检测的实际场景，体会深度学习在工业视觉中的应用价值，学会分析模型性能指标（mAP、Precision、Recall等）。</w:t>
+      </w:r>
+    </w:p>
+    <w:p>
+      <w:pPr>
+        <w:pStyle w:val="Heading1"/>
+      </w:pPr>
+      <w:r>
+        <w:t xml:space="preserve">二、实验内容及原理</w:t>
+      </w:r>
+    </w:p>
+    <w:p>
+      <w:pPr>
+        <w:pStyle w:val="Heading2"/>
+      </w:pPr>
+      <w:r>
+        <w:t xml:space="preserve">2.1 目标检测概述</w:t>
+      </w:r>
+    </w:p>
+    <w:p>
+      <w:pPr>
+        <w:spacing w:after="120"/>
       </w:pPr>
       <w:r>
         <w:rPr>
@@ -190,7 +203,7 @@
           <w:sz w:val="24"/>
           <w:szCs w:val="24"/>
         </w:rPr>
-        <w:t xml:space="preserve">• Head：采用Anchor-Free的解耦头设计，分离分类和回归任务</w:t>
+        <w:t xml:space="preserve">目标检测（Object Detection）是计算机视觉的核心任务之一，要求模型同时完成目标定位（输出边界框坐标）和目标分类（判断类别）。传统方法分为两阶段检测器和单阶段检测器：</w:t>
       </w:r>
     </w:p>
     <w:p>
@@ -204,12 +217,13 @@
           <w:sz w:val="24"/>
           <w:szCs w:val="24"/>
         </w:rPr>
-        <w:t xml:space="preserve">• 损失函数：使用DFL（Distribution Focal Loss）进行边界框回归</w:t>
-      </w:r>
-    </w:p>
-    <w:p>
-      <w:pPr>
-        <w:spacing w:after="200"/>
+        <w:t xml:space="preserve">• 两阶段检测器（如Faster R-CNN）：先生成候选区域（Region Proposal），再对每个候选区域进行分类和回归。精度高但速度慢。</w:t>
+      </w:r>
+    </w:p>
+    <w:p>
+      <w:pPr>
+        <w:spacing w:after="80"/>
+        <w:ind w:left="480"/>
       </w:pPr>
       <w:r>
         <w:rPr>
@@ -217,7 +231,131 @@
           <w:sz w:val="24"/>
           <w:szCs w:val="24"/>
         </w:rPr>
-        <w:t xml:space="preserve">NEU-DET数据集包含6类钢材表面缺陷：crazing（龟裂）、inclusion（夹杂）、patches（斑块）、pitted_surface（麻面）、rolled-in_scale（氧化铁皮压入）、scratches（划痕），共计1770张训练图片和30张验证图片。</w:t>
+        <w:t xml:space="preserve">• 单阶段检测器（如YOLO系列）：将检测问题统一建模为回归问题，直接从图像像素预测边界框坐标和类别概率，无需生成候选区域，因此速度极快。</w:t>
+      </w:r>
+    </w:p>
+    <w:p>
+      <w:pPr>
+        <w:pStyle w:val="Heading2"/>
+      </w:pPr>
+      <w:r>
+        <w:t xml:space="preserve">2.2 YOLO算法核心思想</w:t>
+      </w:r>
+    </w:p>
+    <w:p>
+      <w:pPr>
+        <w:spacing w:after="120"/>
+      </w:pPr>
+      <w:r>
+        <w:rPr>
+          <w:rFonts w:ascii="SimSun" w:cs="SimSun" w:eastAsia="SimSun" w:hAnsi="SimSun"/>
+          <w:sz w:val="24"/>
+          <w:szCs w:val="24"/>
+        </w:rPr>
+        <w:t xml:space="preserve">YOLO（You Only Look Once）的核心思想是将目标检测视为一个端到端的回归问题：将输入图像划分为S×S的网格，每个网格单元负责预测落入其中的目标的边界框（中心坐标、宽高）和置信度，以及条件类别概率。整个检测过程仅需一次前向传播即可完成，实现了检测精度与速度的良好平衡。</w:t>
+      </w:r>
+    </w:p>
+    <w:p>
+      <w:pPr>
+        <w:spacing w:after="120"/>
+      </w:pPr>
+      <w:r>
+        <w:rPr>
+          <w:rFonts w:ascii="SimSun" w:cs="SimSun" w:eastAsia="SimSun" w:hAnsi="SimSun"/>
+          <w:sz w:val="24"/>
+          <w:szCs w:val="24"/>
+        </w:rPr>
+        <w:t xml:space="preserve">YOLOv8是该系列的最新版本，相比前代有以下关键改进：</w:t>
+      </w:r>
+    </w:p>
+    <w:p>
+      <w:pPr>
+        <w:spacing w:after="80"/>
+        <w:ind w:left="480"/>
+      </w:pPr>
+      <w:r>
+        <w:rPr>
+          <w:rFonts w:ascii="SimSun" w:cs="SimSun" w:eastAsia="SimSun" w:hAnsi="SimSun"/>
+          <w:sz w:val="24"/>
+          <w:szCs w:val="24"/>
+        </w:rPr>
+        <w:t xml:space="preserve">• Backbone：采用C2f（Cross Stage Partial with 2 convolutions and flow）模块替代YOLOv5的C3模块，通过更丰富的梯度流动提升特征提取能力；</w:t>
+      </w:r>
+    </w:p>
+    <w:p>
+      <w:pPr>
+        <w:spacing w:after="80"/>
+        <w:ind w:left="480"/>
+      </w:pPr>
+      <w:r>
+        <w:rPr>
+          <w:rFonts w:ascii="SimSun" w:cs="SimSun" w:eastAsia="SimSun" w:hAnsi="SimSun"/>
+          <w:sz w:val="24"/>
+          <w:szCs w:val="24"/>
+        </w:rPr>
+        <w:t xml:space="preserve">• Neck：使用FPN（Feature Pyramid Network）+ PAN（Path Aggregation Network）结构，实现自顶向下与自底向上的多尺度特征融合，增强对不同大小目标的检测能力；</w:t>
+      </w:r>
+    </w:p>
+    <w:p>
+      <w:pPr>
+        <w:spacing w:after="80"/>
+        <w:ind w:left="480"/>
+      </w:pPr>
+      <w:r>
+        <w:rPr>
+          <w:rFonts w:ascii="SimSun" w:cs="SimSun" w:eastAsia="SimSun" w:hAnsi="SimSun"/>
+          <w:sz w:val="24"/>
+          <w:szCs w:val="24"/>
+        </w:rPr>
+        <w:t xml:space="preserve">• Head：摒弃传统的Anchor-Based设计，采用Anchor-Free的解耦头（Decoupled Head），将分类和定位回归分为独立分支，避免两个任务之间的优化冲突；</w:t>
+      </w:r>
+    </w:p>
+    <w:p>
+      <w:pPr>
+        <w:spacing w:after="80"/>
+        <w:ind w:left="480"/>
+      </w:pPr>
+      <w:r>
+        <w:rPr>
+          <w:rFonts w:ascii="SimSun" w:cs="SimSun" w:eastAsia="SimSun" w:hAnsi="SimSun"/>
+          <w:sz w:val="24"/>
+          <w:szCs w:val="24"/>
+        </w:rPr>
+        <w:t xml:space="preserve">• 损失函数：使用DFL（Distribution Focal Loss）将边界框回归建模为概率分布，使模型能更灵活地处理模糊边界；分类使用BCE Loss，定位使用CIoU Loss。</w:t>
+      </w:r>
+    </w:p>
+    <w:p>
+      <w:pPr>
+        <w:pStyle w:val="Heading2"/>
+      </w:pPr>
+      <w:r>
+        <w:t xml:space="preserve">2.3 数据集介绍</w:t>
+      </w:r>
+    </w:p>
+    <w:p>
+      <w:pPr>
+        <w:spacing w:after="120"/>
+      </w:pPr>
+      <w:r>
+        <w:rPr>
+          <w:rFonts w:ascii="SimSun" w:cs="SimSun" w:eastAsia="SimSun" w:hAnsi="SimSun"/>
+          <w:sz w:val="24"/>
+          <w:szCs w:val="24"/>
+        </w:rPr>
+        <w:t xml:space="preserve">NEU-DET（Northeastern University Surface Defect Dataset）是由东北大学宋克臣团队发布的钢材表面缺陷检测基准数据集。该数据集包含6类典型的热轧钢带表面缺陷：crazing（龟裂）、inclusion（夹杂）、patches（斑块）、pitted_surface（麻面）、rolled-in_scale（氧化铁皮压入）、scratches（划痕），共计1800张200×200像素的灰度图像，每类300张。</w:t>
+      </w:r>
+    </w:p>
+    <w:p>
+      <w:pPr>
+        <w:spacing w:after="200"/>
+      </w:pPr>
+      <w:r>
+        <w:rPr>
+          <w:rFonts w:ascii="SimSun" w:cs="SimSun" w:eastAsia="SimSun" w:hAnsi="SimSun"/>
+          <w:sz w:val="24"/>
+          <w:szCs w:val="24"/>
+        </w:rPr>
+        <w:t xml:space="preserve">本实验将数据集划分为1770张训练图片和30张验证图片。需要说明的是，该验证集比例偏小（仅1.7%），可能导致验证指标的统计波动较大。在实际工程中建议使用更大的验证集比例（如20%），但本实验作为验证性实验，主要目的是熟悉训练流程而非追求最优划分策略。</w:t>
       </w:r>
     </w:p>
     <w:p>
@@ -225,7 +363,7 @@
         <w:pStyle w:val="Heading1"/>
       </w:pPr>
       <w:r>
-        <w:t xml:space="preserve">二、技术路线及实现方案</w:t>
+        <w:t xml:space="preserve">三、技术路线及实现方案</w:t>
       </w:r>
     </w:p>
     <w:p>
@@ -233,7 +371,7 @@
         <w:pStyle w:val="Heading2"/>
       </w:pPr>
       <w:r>
-        <w:t xml:space="preserve">2.1 实验环境</w:t>
+        <w:t xml:space="preserve">3.1 实验环境</w:t>
       </w:r>
     </w:p>
     <w:tbl>
@@ -859,7 +997,7 @@
         <w:pStyle w:val="Heading2"/>
       </w:pPr>
       <w:r>
-        <w:t xml:space="preserve">2.2 数据集配置</w:t>
+        <w:t xml:space="preserve">3.2 数据集配置</w:t>
       </w:r>
     </w:p>
     <w:p>
@@ -1025,12 +1163,52 @@
         <w:pStyle w:val="Heading2"/>
       </w:pPr>
       <w:r>
-        <w:t xml:space="preserve">2.3 关键代码</w:t>
+        <w:t xml:space="preserve">3.3 模型选择与关键代码</w:t>
+      </w:r>
+    </w:p>
+    <w:p>
+      <w:pPr>
+        <w:spacing w:after="120"/>
+      </w:pPr>
+      <w:r>
+        <w:rPr>
+          <w:rFonts w:ascii="SimSun" w:cs="SimSun" w:eastAsia="SimSun" w:hAnsi="SimSun"/>
+          <w:sz w:val="24"/>
+          <w:szCs w:val="24"/>
+        </w:rPr>
+        <w:t xml:space="preserve">本实验选择YOLOv8n（nano）作为检测模型，原因如下：(1) NEU-DET数据集规模较小（1800张），使用轻量级模型可减少过拟合风险；(2) YOLOv8n仅有3M参数，训练速度快，适合在有限时间内完成实验迭代；(3) 加载COCO预训练权重（yolov8n.pt）进行迁移学习，利用预训练模型已学到的通用视觉特征，弥补小数据集的不足。</w:t>
+      </w:r>
+    </w:p>
+    <w:p>
+      <w:pPr>
+        <w:spacing w:after="120"/>
+      </w:pPr>
+      <w:r>
+        <w:rPr>
+          <w:rFonts w:ascii="SimSun" w:cs="SimSun" w:eastAsia="SimSun" w:hAnsi="SimSun"/>
+          <w:sz w:val="24"/>
+          <w:szCs w:val="24"/>
+        </w:rPr>
+        <w:t xml:space="preserve">训练epoch设为30轮，考虑到数据集小且使用了预训练权重，模型可在较少的epoch内收敛。workers=0是因为Windows环境下多进程数据加载存在兼容性问题。关键代码如下：</w:t>
       </w:r>
     </w:p>
     <w:p>
       <w:pPr>
         <w:spacing w:after="80"/>
+      </w:pPr>
+      <w:r>
+        <w:rPr>
+          <w:rFonts w:ascii="SimSun" w:cs="SimSun" w:eastAsia="SimSun" w:hAnsi="SimSun"/>
+          <w:b/>
+          <w:sz w:val="24"/>
+          <w:szCs w:val="24"/>
+        </w:rPr>
+        <w:t xml:space="preserve">(1) 模型训练代码（objectDetection.py）</w:t>
+      </w:r>
+    </w:p>
+    <w:p>
+      <w:pPr>
+        <w:spacing w:after="40"/>
         <w:ind w:left="480"/>
       </w:pPr>
       <w:r>
@@ -1044,7 +1222,329 @@
     </w:p>
     <w:p>
       <w:pPr>
+        <w:spacing w:after="40"/>
+        <w:ind w:left="480"/>
+      </w:pPr>
+      <w:r>
+        <w:rPr>
+          <w:rFonts w:ascii="Consolas" w:cs="Consolas" w:eastAsia="Consolas" w:hAnsi="Consolas"/>
+          <w:sz w:val="20"/>
+          <w:szCs w:val="20"/>
+        </w:rPr>
+        <w:t xml:space="preserve"/>
+      </w:r>
+    </w:p>
+    <w:p>
+      <w:pPr>
+        <w:spacing w:after="40"/>
+        <w:ind w:left="480"/>
+      </w:pPr>
+      <w:r>
+        <w:rPr>
+          <w:rFonts w:ascii="Consolas" w:cs="Consolas" w:eastAsia="Consolas" w:hAnsi="Consolas"/>
+          <w:sz w:val="20"/>
+          <w:szCs w:val="20"/>
+        </w:rPr>
+        <w:t xml:space="preserve"># ——— 第一步：加载预训练模型 ———</w:t>
+      </w:r>
+    </w:p>
+    <w:p>
+      <w:pPr>
+        <w:spacing w:after="40"/>
+        <w:ind w:left="480"/>
+      </w:pPr>
+      <w:r>
+        <w:rPr>
+          <w:rFonts w:ascii="Consolas" w:cs="Consolas" w:eastAsia="Consolas" w:hAnsi="Consolas"/>
+          <w:sz w:val="20"/>
+          <w:szCs w:val="20"/>
+        </w:rPr>
+        <w:t xml:space="preserve"># 加载COCO预训练的YOLOv8n模型，利用迁移学习加速收敛</w:t>
+      </w:r>
+    </w:p>
+    <w:p>
+      <w:pPr>
+        <w:spacing w:after="40"/>
+        <w:ind w:left="480"/>
+      </w:pPr>
+      <w:r>
+        <w:rPr>
+          <w:rFonts w:ascii="Consolas" w:cs="Consolas" w:eastAsia="Consolas" w:hAnsi="Consolas"/>
+          <w:sz w:val="20"/>
+          <w:szCs w:val="20"/>
+        </w:rPr>
+        <w:t xml:space="preserve">model = YOLO('yolov8n.pt')</w:t>
+      </w:r>
+    </w:p>
+    <w:p>
+      <w:pPr>
+        <w:spacing w:after="40"/>
+        <w:ind w:left="480"/>
+      </w:pPr>
+      <w:r>
+        <w:rPr>
+          <w:rFonts w:ascii="Consolas" w:cs="Consolas" w:eastAsia="Consolas" w:hAnsi="Consolas"/>
+          <w:sz w:val="20"/>
+          <w:szCs w:val="20"/>
+        </w:rPr>
+        <w:t xml:space="preserve"/>
+      </w:r>
+    </w:p>
+    <w:p>
+      <w:pPr>
+        <w:spacing w:after="40"/>
+        <w:ind w:left="480"/>
+      </w:pPr>
+      <w:r>
+        <w:rPr>
+          <w:rFonts w:ascii="Consolas" w:cs="Consolas" w:eastAsia="Consolas" w:hAnsi="Consolas"/>
+          <w:sz w:val="20"/>
+          <w:szCs w:val="20"/>
+        </w:rPr>
+        <w:t xml:space="preserve"># ——— 第二步：训练模型 ———</w:t>
+      </w:r>
+    </w:p>
+    <w:p>
+      <w:pPr>
+        <w:spacing w:after="40"/>
+        <w:ind w:left="480"/>
+      </w:pPr>
+      <w:r>
+        <w:rPr>
+          <w:rFonts w:ascii="Consolas" w:cs="Consolas" w:eastAsia="Consolas" w:hAnsi="Consolas"/>
+          <w:sz w:val="20"/>
+          <w:szCs w:val="20"/>
+        </w:rPr>
+        <w:t xml:space="preserve"># data: 数据集配置文件，包含路径和类别信息</w:t>
+      </w:r>
+    </w:p>
+    <w:p>
+      <w:pPr>
+        <w:spacing w:after="40"/>
+        <w:ind w:left="480"/>
+      </w:pPr>
+      <w:r>
+        <w:rPr>
+          <w:rFonts w:ascii="Consolas" w:cs="Consolas" w:eastAsia="Consolas" w:hAnsi="Consolas"/>
+          <w:sz w:val="20"/>
+          <w:szCs w:val="20"/>
+        </w:rPr>
+        <w:t xml:space="preserve"># epochs: 训练轮数，小数据集+预训练权重可较快收敛</w:t>
+      </w:r>
+    </w:p>
+    <w:p>
+      <w:pPr>
+        <w:spacing w:after="40"/>
+        <w:ind w:left="480"/>
+      </w:pPr>
+      <w:r>
+        <w:rPr>
+          <w:rFonts w:ascii="Consolas" w:cs="Consolas" w:eastAsia="Consolas" w:hAnsi="Consolas"/>
+          <w:sz w:val="20"/>
+          <w:szCs w:val="20"/>
+        </w:rPr>
+        <w:t xml:space="preserve"># workers: 0解决Windows下多进程数据加载问题</w:t>
+      </w:r>
+    </w:p>
+    <w:p>
+      <w:pPr>
+        <w:spacing w:after="40"/>
+        <w:ind w:left="480"/>
+      </w:pPr>
+      <w:r>
+        <w:rPr>
+          <w:rFonts w:ascii="Consolas" w:cs="Consolas" w:eastAsia="Consolas" w:hAnsi="Consolas"/>
+          <w:sz w:val="20"/>
+          <w:szCs w:val="20"/>
+        </w:rPr>
+        <w:t xml:space="preserve">results = model.train(</w:t>
+      </w:r>
+    </w:p>
+    <w:p>
+      <w:pPr>
+        <w:spacing w:after="40"/>
+        <w:ind w:left="480"/>
+      </w:pPr>
+      <w:r>
+        <w:rPr>
+          <w:rFonts w:ascii="Consolas" w:cs="Consolas" w:eastAsia="Consolas" w:hAnsi="Consolas"/>
+          <w:sz w:val="20"/>
+          <w:szCs w:val="20"/>
+        </w:rPr>
+        <w:t xml:space="preserve">    data='./neu.yaml',  # NEU-DET数据集配置</w:t>
+      </w:r>
+    </w:p>
+    <w:p>
+      <w:pPr>
+        <w:spacing w:after="40"/>
+        <w:ind w:left="480"/>
+      </w:pPr>
+      <w:r>
+        <w:rPr>
+          <w:rFonts w:ascii="Consolas" w:cs="Consolas" w:eastAsia="Consolas" w:hAnsi="Consolas"/>
+          <w:sz w:val="20"/>
+          <w:szCs w:val="20"/>
+        </w:rPr>
+        <w:t xml:space="preserve">    epochs=30,          # 训练30轮</w:t>
+      </w:r>
+    </w:p>
+    <w:p>
+      <w:pPr>
+        <w:spacing w:after="40"/>
+        <w:ind w:left="480"/>
+      </w:pPr>
+      <w:r>
+        <w:rPr>
+          <w:rFonts w:ascii="Consolas" w:cs="Consolas" w:eastAsia="Consolas" w:hAnsi="Consolas"/>
+          <w:sz w:val="20"/>
+          <w:szCs w:val="20"/>
+        </w:rPr>
+        <w:t xml:space="preserve">    imgsz=640,          # 输入图像尺寸640×640</w:t>
+      </w:r>
+    </w:p>
+    <w:p>
+      <w:pPr>
+        <w:spacing w:after="40"/>
+        <w:ind w:left="480"/>
+      </w:pPr>
+      <w:r>
+        <w:rPr>
+          <w:rFonts w:ascii="Consolas" w:cs="Consolas" w:eastAsia="Consolas" w:hAnsi="Consolas"/>
+          <w:sz w:val="20"/>
+          <w:szCs w:val="20"/>
+        </w:rPr>
+        <w:t xml:space="preserve">    batch=16,           # 批次大小</w:t>
+      </w:r>
+    </w:p>
+    <w:p>
+      <w:pPr>
+        <w:spacing w:after="40"/>
+        <w:ind w:left="480"/>
+      </w:pPr>
+      <w:r>
+        <w:rPr>
+          <w:rFonts w:ascii="Consolas" w:cs="Consolas" w:eastAsia="Consolas" w:hAnsi="Consolas"/>
+          <w:sz w:val="20"/>
+          <w:szCs w:val="20"/>
+        </w:rPr>
+        <w:t xml:space="preserve">    workers=0           # Windows兼容性设置</w:t>
+      </w:r>
+    </w:p>
+    <w:p>
+      <w:pPr>
+        <w:spacing w:after="40"/>
+        <w:ind w:left="480"/>
+      </w:pPr>
+      <w:r>
+        <w:rPr>
+          <w:rFonts w:ascii="Consolas" w:cs="Consolas" w:eastAsia="Consolas" w:hAnsi="Consolas"/>
+          <w:sz w:val="20"/>
+          <w:szCs w:val="20"/>
+        </w:rPr>
+        <w:t xml:space="preserve">)</w:t>
+      </w:r>
+    </w:p>
+    <w:p>
+      <w:pPr>
+        <w:spacing w:after="40"/>
+        <w:ind w:left="480"/>
+      </w:pPr>
+      <w:r>
+        <w:rPr>
+          <w:rFonts w:ascii="Consolas" w:cs="Consolas" w:eastAsia="Consolas" w:hAnsi="Consolas"/>
+          <w:sz w:val="20"/>
+          <w:szCs w:val="20"/>
+        </w:rPr>
+        <w:t xml:space="preserve"/>
+      </w:r>
+    </w:p>
+    <w:p>
+      <w:pPr>
+        <w:spacing w:after="40"/>
+        <w:ind w:left="480"/>
+      </w:pPr>
+      <w:r>
+        <w:rPr>
+          <w:rFonts w:ascii="Consolas" w:cs="Consolas" w:eastAsia="Consolas" w:hAnsi="Consolas"/>
+          <w:sz w:val="20"/>
+          <w:szCs w:val="20"/>
+        </w:rPr>
+        <w:t xml:space="preserve"># ——— 第三步：验证模型性能 ———</w:t>
+      </w:r>
+    </w:p>
+    <w:p>
+      <w:pPr>
+        <w:spacing w:after="40"/>
+        <w:ind w:left="480"/>
+      </w:pPr>
+      <w:r>
+        <w:rPr>
+          <w:rFonts w:ascii="Consolas" w:cs="Consolas" w:eastAsia="Consolas" w:hAnsi="Consolas"/>
+          <w:sz w:val="20"/>
+          <w:szCs w:val="20"/>
+        </w:rPr>
+        <w:t xml:space="preserve"># 在验证集上评估，输出mAP、Precision、Recall等指标</w:t>
+      </w:r>
+    </w:p>
+    <w:p>
+      <w:pPr>
+        <w:spacing w:after="200"/>
+        <w:ind w:left="480"/>
+      </w:pPr>
+      <w:r>
+        <w:rPr>
+          <w:rFonts w:ascii="Consolas" w:cs="Consolas" w:eastAsia="Consolas" w:hAnsi="Consolas"/>
+          <w:sz w:val="20"/>
+          <w:szCs w:val="20"/>
+        </w:rPr>
+        <w:t xml:space="preserve">results = model.val()</w:t>
+      </w:r>
+    </w:p>
+    <w:p>
+      <w:pPr>
         <w:spacing w:after="80"/>
+      </w:pPr>
+      <w:r>
+        <w:rPr>
+          <w:rFonts w:ascii="SimSun" w:cs="SimSun" w:eastAsia="SimSun" w:hAnsi="SimSun"/>
+          <w:b/>
+          <w:sz w:val="24"/>
+          <w:szCs w:val="24"/>
+        </w:rPr>
+        <w:t xml:space="preserve">(2) 推理预测代码（detect.py）</w:t>
+      </w:r>
+    </w:p>
+    <w:p>
+      <w:pPr>
+        <w:spacing w:after="40"/>
+        <w:ind w:left="480"/>
+      </w:pPr>
+      <w:r>
+        <w:rPr>
+          <w:rFonts w:ascii="Consolas" w:cs="Consolas" w:eastAsia="Consolas" w:hAnsi="Consolas"/>
+          <w:sz w:val="20"/>
+          <w:szCs w:val="20"/>
+        </w:rPr>
+        <w:t xml:space="preserve">from PIL import Image</w:t>
+      </w:r>
+    </w:p>
+    <w:p>
+      <w:pPr>
+        <w:spacing w:after="40"/>
+        <w:ind w:left="480"/>
+      </w:pPr>
+      <w:r>
+        <w:rPr>
+          <w:rFonts w:ascii="Consolas" w:cs="Consolas" w:eastAsia="Consolas" w:hAnsi="Consolas"/>
+          <w:sz w:val="20"/>
+          <w:szCs w:val="20"/>
+        </w:rPr>
+        <w:t xml:space="preserve">from ultralytics import YOLO</w:t>
+      </w:r>
+    </w:p>
+    <w:p>
+      <w:pPr>
+        <w:spacing w:after="40"/>
         <w:ind w:left="480"/>
       </w:pPr>
       <w:r>
@@ -1058,35 +1558,217 @@
     </w:p>
     <w:p>
       <w:pPr>
+        <w:spacing w:after="40"/>
+        <w:ind w:left="480"/>
+      </w:pPr>
+      <w:r>
+        <w:rPr>
+          <w:rFonts w:ascii="Consolas" w:cs="Consolas" w:eastAsia="Consolas" w:hAnsi="Consolas"/>
+          <w:sz w:val="20"/>
+          <w:szCs w:val="20"/>
+        </w:rPr>
+        <w:t xml:space="preserve"># 加载训练好的最佳模型权重</w:t>
+      </w:r>
+    </w:p>
+    <w:p>
+      <w:pPr>
+        <w:spacing w:after="40"/>
+        <w:ind w:left="480"/>
+      </w:pPr>
+      <w:r>
+        <w:rPr>
+          <w:rFonts w:ascii="Consolas" w:cs="Consolas" w:eastAsia="Consolas" w:hAnsi="Consolas"/>
+          <w:sz w:val="20"/>
+          <w:szCs w:val="20"/>
+        </w:rPr>
+        <w:t xml:space="preserve">model = YOLO('./runs/detect/train8/weights/best.pt')</w:t>
+      </w:r>
+    </w:p>
+    <w:p>
+      <w:pPr>
+        <w:spacing w:after="40"/>
+        <w:ind w:left="480"/>
+      </w:pPr>
+      <w:r>
+        <w:rPr>
+          <w:rFonts w:ascii="Consolas" w:cs="Consolas" w:eastAsia="Consolas" w:hAnsi="Consolas"/>
+          <w:sz w:val="20"/>
+          <w:szCs w:val="20"/>
+        </w:rPr>
+        <w:t xml:space="preserve"/>
+      </w:r>
+    </w:p>
+    <w:p>
+      <w:pPr>
+        <w:spacing w:after="40"/>
+        <w:ind w:left="480"/>
+      </w:pPr>
+      <w:r>
+        <w:rPr>
+          <w:rFonts w:ascii="Consolas" w:cs="Consolas" w:eastAsia="Consolas" w:hAnsi="Consolas"/>
+          <w:sz w:val="20"/>
+          <w:szCs w:val="20"/>
+        </w:rPr>
+        <w:t xml:space="preserve"># 对新图片进行缺陷检测推理</w:t>
+      </w:r>
+    </w:p>
+    <w:p>
+      <w:pPr>
+        <w:spacing w:after="40"/>
+        <w:ind w:left="480"/>
+      </w:pPr>
+      <w:r>
+        <w:rPr>
+          <w:rFonts w:ascii="Consolas" w:cs="Consolas" w:eastAsia="Consolas" w:hAnsi="Consolas"/>
+          <w:sz w:val="20"/>
+          <w:szCs w:val="20"/>
+        </w:rPr>
+        <w:t xml:space="preserve">results = model('patches_2.jpg')</w:t>
+      </w:r>
+    </w:p>
+    <w:p>
+      <w:pPr>
+        <w:spacing w:after="40"/>
+        <w:ind w:left="480"/>
+      </w:pPr>
+      <w:r>
+        <w:rPr>
+          <w:rFonts w:ascii="Consolas" w:cs="Consolas" w:eastAsia="Consolas" w:hAnsi="Consolas"/>
+          <w:sz w:val="20"/>
+          <w:szCs w:val="20"/>
+        </w:rPr>
+        <w:t xml:space="preserve"/>
+      </w:r>
+    </w:p>
+    <w:p>
+      <w:pPr>
+        <w:spacing w:after="40"/>
+        <w:ind w:left="480"/>
+      </w:pPr>
+      <w:r>
+        <w:rPr>
+          <w:rFonts w:ascii="Consolas" w:cs="Consolas" w:eastAsia="Consolas" w:hAnsi="Consolas"/>
+          <w:sz w:val="20"/>
+          <w:szCs w:val="20"/>
+        </w:rPr>
+        <w:t xml:space="preserve"># 可视化并保存检测结果</w:t>
+      </w:r>
+    </w:p>
+    <w:p>
+      <w:pPr>
+        <w:spacing w:after="40"/>
+        <w:ind w:left="480"/>
+      </w:pPr>
+      <w:r>
+        <w:rPr>
+          <w:rFonts w:ascii="Consolas" w:cs="Consolas" w:eastAsia="Consolas" w:hAnsi="Consolas"/>
+          <w:sz w:val="20"/>
+          <w:szCs w:val="20"/>
+        </w:rPr>
+        <w:t xml:space="preserve">for r in results:</w:t>
+      </w:r>
+    </w:p>
+    <w:p>
+      <w:pPr>
+        <w:spacing w:after="40"/>
+        <w:ind w:left="480"/>
+      </w:pPr>
+      <w:r>
+        <w:rPr>
+          <w:rFonts w:ascii="Consolas" w:cs="Consolas" w:eastAsia="Consolas" w:hAnsi="Consolas"/>
+          <w:sz w:val="20"/>
+          <w:szCs w:val="20"/>
+        </w:rPr>
+        <w:t xml:space="preserve">    im_array = r.plot()           # 绘制检测框和类别标签</w:t>
+      </w:r>
+    </w:p>
+    <w:p>
+      <w:pPr>
+        <w:spacing w:after="40"/>
+        <w:ind w:left="480"/>
+      </w:pPr>
+      <w:r>
+        <w:rPr>
+          <w:rFonts w:ascii="Consolas" w:cs="Consolas" w:eastAsia="Consolas" w:hAnsi="Consolas"/>
+          <w:sz w:val="20"/>
+          <w:szCs w:val="20"/>
+        </w:rPr>
+        <w:t xml:space="preserve">    im = Image.fromarray(im_array[..., ::-1])  # BGR→RGB</w:t>
+      </w:r>
+    </w:p>
+    <w:p>
+      <w:pPr>
+        <w:spacing w:after="40"/>
+        <w:ind w:left="480"/>
+      </w:pPr>
+      <w:r>
+        <w:rPr>
+          <w:rFonts w:ascii="Consolas" w:cs="Consolas" w:eastAsia="Consolas" w:hAnsi="Consolas"/>
+          <w:sz w:val="20"/>
+          <w:szCs w:val="20"/>
+        </w:rPr>
+        <w:t xml:space="preserve">    im.show()                     # 显示检测结果</w:t>
+      </w:r>
+    </w:p>
+    <w:p>
+      <w:pPr>
+        <w:spacing w:after="200"/>
+        <w:ind w:left="480"/>
+      </w:pPr>
+      <w:r>
+        <w:rPr>
+          <w:rFonts w:ascii="Consolas" w:cs="Consolas" w:eastAsia="Consolas" w:hAnsi="Consolas"/>
+          <w:sz w:val="20"/>
+          <w:szCs w:val="20"/>
+        </w:rPr>
+        <w:t xml:space="preserve">    im.save('results.jpg')        # 保存结果图片</w:t>
+      </w:r>
+    </w:p>
+    <w:p>
+      <w:pPr>
         <w:spacing w:after="80"/>
-        <w:ind w:left="480"/>
-      </w:pPr>
-      <w:r>
-        <w:rPr>
-          <w:rFonts w:ascii="Consolas" w:cs="Consolas" w:eastAsia="Consolas" w:hAnsi="Consolas"/>
-          <w:sz w:val="20"/>
-          <w:szCs w:val="20"/>
-        </w:rPr>
-        <w:t xml:space="preserve"># 加载预训练模型</w:t>
-      </w:r>
-    </w:p>
-    <w:p>
-      <w:pPr>
-        <w:spacing w:after="80"/>
-        <w:ind w:left="480"/>
-      </w:pPr>
-      <w:r>
-        <w:rPr>
-          <w:rFonts w:ascii="Consolas" w:cs="Consolas" w:eastAsia="Consolas" w:hAnsi="Consolas"/>
-          <w:sz w:val="20"/>
-          <w:szCs w:val="20"/>
-        </w:rPr>
-        <w:t xml:space="preserve">model = YOLO('yolov8n.pt')</w:t>
-      </w:r>
-    </w:p>
-    <w:p>
-      <w:pPr>
-        <w:spacing w:after="80"/>
+      </w:pPr>
+      <w:r>
+        <w:rPr>
+          <w:rFonts w:ascii="SimSun" w:cs="SimSun" w:eastAsia="SimSun" w:hAnsi="SimSun"/>
+          <w:b/>
+          <w:sz w:val="24"/>
+          <w:szCs w:val="24"/>
+        </w:rPr>
+        <w:t xml:space="preserve">(3) 结果可视化代码（visualize.py）</w:t>
+      </w:r>
+    </w:p>
+    <w:p>
+      <w:pPr>
+        <w:spacing w:after="40"/>
+        <w:ind w:left="480"/>
+      </w:pPr>
+      <w:r>
+        <w:rPr>
+          <w:rFonts w:ascii="Consolas" w:cs="Consolas" w:eastAsia="Consolas" w:hAnsi="Consolas"/>
+          <w:sz w:val="20"/>
+          <w:szCs w:val="20"/>
+        </w:rPr>
+        <w:t xml:space="preserve">import pandas as pd</w:t>
+      </w:r>
+    </w:p>
+    <w:p>
+      <w:pPr>
+        <w:spacing w:after="40"/>
+        <w:ind w:left="480"/>
+      </w:pPr>
+      <w:r>
+        <w:rPr>
+          <w:rFonts w:ascii="Consolas" w:cs="Consolas" w:eastAsia="Consolas" w:hAnsi="Consolas"/>
+          <w:sz w:val="20"/>
+          <w:szCs w:val="20"/>
+        </w:rPr>
+        <w:t xml:space="preserve">import matplotlib.pyplot as plt</w:t>
+      </w:r>
+    </w:p>
+    <w:p>
+      <w:pPr>
+        <w:spacing w:after="40"/>
         <w:ind w:left="480"/>
       </w:pPr>
       <w:r>
@@ -1100,35 +1782,49 @@
     </w:p>
     <w:p>
       <w:pPr>
-        <w:spacing w:after="80"/>
-        <w:ind w:left="480"/>
-      </w:pPr>
-      <w:r>
-        <w:rPr>
-          <w:rFonts w:ascii="Consolas" w:cs="Consolas" w:eastAsia="Consolas" w:hAnsi="Consolas"/>
-          <w:sz w:val="20"/>
-          <w:szCs w:val="20"/>
-        </w:rPr>
-        <w:t xml:space="preserve"># 训练30个epoch</w:t>
-      </w:r>
-    </w:p>
-    <w:p>
-      <w:pPr>
-        <w:spacing w:after="80"/>
-        <w:ind w:left="480"/>
-      </w:pPr>
-      <w:r>
-        <w:rPr>
-          <w:rFonts w:ascii="Consolas" w:cs="Consolas" w:eastAsia="Consolas" w:hAnsi="Consolas"/>
-          <w:sz w:val="20"/>
-          <w:szCs w:val="20"/>
-        </w:rPr>
-        <w:t xml:space="preserve">results = model.train(data='./neu.yaml', epochs=30, workers=0)</w:t>
-      </w:r>
-    </w:p>
-    <w:p>
-      <w:pPr>
-        <w:spacing w:after="80"/>
+        <w:spacing w:after="40"/>
+        <w:ind w:left="480"/>
+      </w:pPr>
+      <w:r>
+        <w:rPr>
+          <w:rFonts w:ascii="Consolas" w:cs="Consolas" w:eastAsia="Consolas" w:hAnsi="Consolas"/>
+          <w:sz w:val="20"/>
+          <w:szCs w:val="20"/>
+        </w:rPr>
+        <w:t xml:space="preserve"># 读取训练日志</w:t>
+      </w:r>
+    </w:p>
+    <w:p>
+      <w:pPr>
+        <w:spacing w:after="40"/>
+        <w:ind w:left="480"/>
+      </w:pPr>
+      <w:r>
+        <w:rPr>
+          <w:rFonts w:ascii="Consolas" w:cs="Consolas" w:eastAsia="Consolas" w:hAnsi="Consolas"/>
+          <w:sz w:val="20"/>
+          <w:szCs w:val="20"/>
+        </w:rPr>
+        <w:t xml:space="preserve">df = pd.read_csv('runs/detect/train8/results.csv')</w:t>
+      </w:r>
+    </w:p>
+    <w:p>
+      <w:pPr>
+        <w:spacing w:after="40"/>
+        <w:ind w:left="480"/>
+      </w:pPr>
+      <w:r>
+        <w:rPr>
+          <w:rFonts w:ascii="Consolas" w:cs="Consolas" w:eastAsia="Consolas" w:hAnsi="Consolas"/>
+          <w:sz w:val="20"/>
+          <w:szCs w:val="20"/>
+        </w:rPr>
+        <w:t xml:space="preserve">df.columns = df.columns.str.strip()</w:t>
+      </w:r>
+    </w:p>
+    <w:p>
+      <w:pPr>
+        <w:spacing w:after="40"/>
         <w:ind w:left="480"/>
       </w:pPr>
       <w:r>
@@ -1142,16 +1838,268 @@
     </w:p>
     <w:p>
       <w:pPr>
-        <w:spacing w:after="80"/>
-        <w:ind w:left="480"/>
-      </w:pPr>
-      <w:r>
-        <w:rPr>
-          <w:rFonts w:ascii="Consolas" w:cs="Consolas" w:eastAsia="Consolas" w:hAnsi="Consolas"/>
-          <w:sz w:val="20"/>
-          <w:szCs w:val="20"/>
-        </w:rPr>
-        <w:t xml:space="preserve"># 验证模型性能</w:t>
+        <w:spacing w:after="40"/>
+        <w:ind w:left="480"/>
+      </w:pPr>
+      <w:r>
+        <w:rPr>
+          <w:rFonts w:ascii="Consolas" w:cs="Consolas" w:eastAsia="Consolas" w:hAnsi="Consolas"/>
+          <w:sz w:val="20"/>
+          <w:szCs w:val="20"/>
+        </w:rPr>
+        <w:t xml:space="preserve"># 绘制损失曲线和mAP曲线</w:t>
+      </w:r>
+    </w:p>
+    <w:p>
+      <w:pPr>
+        <w:spacing w:after="40"/>
+        <w:ind w:left="480"/>
+      </w:pPr>
+      <w:r>
+        <w:rPr>
+          <w:rFonts w:ascii="Consolas" w:cs="Consolas" w:eastAsia="Consolas" w:hAnsi="Consolas"/>
+          <w:sz w:val="20"/>
+          <w:szCs w:val="20"/>
+        </w:rPr>
+        <w:t xml:space="preserve">fig, axes = plt.subplots(1, 2, figsize=(12, 4))</w:t>
+      </w:r>
+    </w:p>
+    <w:p>
+      <w:pPr>
+        <w:spacing w:after="40"/>
+        <w:ind w:left="480"/>
+      </w:pPr>
+      <w:r>
+        <w:rPr>
+          <w:rFonts w:ascii="Consolas" w:cs="Consolas" w:eastAsia="Consolas" w:hAnsi="Consolas"/>
+          <w:sz w:val="20"/>
+          <w:szCs w:val="20"/>
+        </w:rPr>
+        <w:t xml:space="preserve"/>
+      </w:r>
+    </w:p>
+    <w:p>
+      <w:pPr>
+        <w:spacing w:after="40"/>
+        <w:ind w:left="480"/>
+      </w:pPr>
+      <w:r>
+        <w:rPr>
+          <w:rFonts w:ascii="Consolas" w:cs="Consolas" w:eastAsia="Consolas" w:hAnsi="Consolas"/>
+          <w:sz w:val="20"/>
+          <w:szCs w:val="20"/>
+        </w:rPr>
+        <w:t xml:space="preserve"># 左图：训练损失下降趋势</w:t>
+      </w:r>
+    </w:p>
+    <w:p>
+      <w:pPr>
+        <w:spacing w:after="40"/>
+        <w:ind w:left="480"/>
+      </w:pPr>
+      <w:r>
+        <w:rPr>
+          <w:rFonts w:ascii="Consolas" w:cs="Consolas" w:eastAsia="Consolas" w:hAnsi="Consolas"/>
+          <w:sz w:val="20"/>
+          <w:szCs w:val="20"/>
+        </w:rPr>
+        <w:t xml:space="preserve">axes[0].plot(df['epoch'], df['train/box_loss'], label='box_loss')</w:t>
+      </w:r>
+    </w:p>
+    <w:p>
+      <w:pPr>
+        <w:spacing w:after="40"/>
+        <w:ind w:left="480"/>
+      </w:pPr>
+      <w:r>
+        <w:rPr>
+          <w:rFonts w:ascii="Consolas" w:cs="Consolas" w:eastAsia="Consolas" w:hAnsi="Consolas"/>
+          <w:sz w:val="20"/>
+          <w:szCs w:val="20"/>
+        </w:rPr>
+        <w:t xml:space="preserve">axes[0].plot(df['epoch'], df['train/cls_loss'], label='cls_loss')</w:t>
+      </w:r>
+    </w:p>
+    <w:p>
+      <w:pPr>
+        <w:spacing w:after="40"/>
+        <w:ind w:left="480"/>
+      </w:pPr>
+      <w:r>
+        <w:rPr>
+          <w:rFonts w:ascii="Consolas" w:cs="Consolas" w:eastAsia="Consolas" w:hAnsi="Consolas"/>
+          <w:sz w:val="20"/>
+          <w:szCs w:val="20"/>
+        </w:rPr>
+        <w:t xml:space="preserve">axes[0].plot(df['epoch'], df['train/dfl_loss'], label='dfl_loss')</w:t>
+      </w:r>
+    </w:p>
+    <w:p>
+      <w:pPr>
+        <w:spacing w:after="40"/>
+        <w:ind w:left="480"/>
+      </w:pPr>
+      <w:r>
+        <w:rPr>
+          <w:rFonts w:ascii="Consolas" w:cs="Consolas" w:eastAsia="Consolas" w:hAnsi="Consolas"/>
+          <w:sz w:val="20"/>
+          <w:szCs w:val="20"/>
+        </w:rPr>
+        <w:t xml:space="preserve">axes[0].set_xlabel('Epoch')</w:t>
+      </w:r>
+    </w:p>
+    <w:p>
+      <w:pPr>
+        <w:spacing w:after="40"/>
+        <w:ind w:left="480"/>
+      </w:pPr>
+      <w:r>
+        <w:rPr>
+          <w:rFonts w:ascii="Consolas" w:cs="Consolas" w:eastAsia="Consolas" w:hAnsi="Consolas"/>
+          <w:sz w:val="20"/>
+          <w:szCs w:val="20"/>
+        </w:rPr>
+        <w:t xml:space="preserve">axes[0].set_ylabel('Loss')</w:t>
+      </w:r>
+    </w:p>
+    <w:p>
+      <w:pPr>
+        <w:spacing w:after="40"/>
+        <w:ind w:left="480"/>
+      </w:pPr>
+      <w:r>
+        <w:rPr>
+          <w:rFonts w:ascii="Consolas" w:cs="Consolas" w:eastAsia="Consolas" w:hAnsi="Consolas"/>
+          <w:sz w:val="20"/>
+          <w:szCs w:val="20"/>
+        </w:rPr>
+        <w:t xml:space="preserve">axes[0].set_title('Training Loss'); axes[0].legend()</w:t>
+      </w:r>
+    </w:p>
+    <w:p>
+      <w:pPr>
+        <w:spacing w:after="40"/>
+        <w:ind w:left="480"/>
+      </w:pPr>
+      <w:r>
+        <w:rPr>
+          <w:rFonts w:ascii="Consolas" w:cs="Consolas" w:eastAsia="Consolas" w:hAnsi="Consolas"/>
+          <w:sz w:val="20"/>
+          <w:szCs w:val="20"/>
+        </w:rPr>
+        <w:t xml:space="preserve"/>
+      </w:r>
+    </w:p>
+    <w:p>
+      <w:pPr>
+        <w:spacing w:after="40"/>
+        <w:ind w:left="480"/>
+      </w:pPr>
+      <w:r>
+        <w:rPr>
+          <w:rFonts w:ascii="Consolas" w:cs="Consolas" w:eastAsia="Consolas" w:hAnsi="Consolas"/>
+          <w:sz w:val="20"/>
+          <w:szCs w:val="20"/>
+        </w:rPr>
+        <w:t xml:space="preserve"># 右图：mAP指标上升趋势</w:t>
+      </w:r>
+    </w:p>
+    <w:p>
+      <w:pPr>
+        <w:spacing w:after="40"/>
+        <w:ind w:left="480"/>
+      </w:pPr>
+      <w:r>
+        <w:rPr>
+          <w:rFonts w:ascii="Consolas" w:cs="Consolas" w:eastAsia="Consolas" w:hAnsi="Consolas"/>
+          <w:sz w:val="20"/>
+          <w:szCs w:val="20"/>
+        </w:rPr>
+        <w:t xml:space="preserve">axes[1].plot(df['epoch'], df['metrics/mAP50(B)'], label='mAP50')</w:t>
+      </w:r>
+    </w:p>
+    <w:p>
+      <w:pPr>
+        <w:spacing w:after="40"/>
+        <w:ind w:left="480"/>
+      </w:pPr>
+      <w:r>
+        <w:rPr>
+          <w:rFonts w:ascii="Consolas" w:cs="Consolas" w:eastAsia="Consolas" w:hAnsi="Consolas"/>
+          <w:sz w:val="20"/>
+          <w:szCs w:val="20"/>
+        </w:rPr>
+        <w:t xml:space="preserve">axes[1].plot(df['epoch'], df['metrics/mAP50-95(B)'], label='mAP50-95')</w:t>
+      </w:r>
+    </w:p>
+    <w:p>
+      <w:pPr>
+        <w:spacing w:after="40"/>
+        <w:ind w:left="480"/>
+      </w:pPr>
+      <w:r>
+        <w:rPr>
+          <w:rFonts w:ascii="Consolas" w:cs="Consolas" w:eastAsia="Consolas" w:hAnsi="Consolas"/>
+          <w:sz w:val="20"/>
+          <w:szCs w:val="20"/>
+        </w:rPr>
+        <w:t xml:space="preserve">axes[1].set_xlabel('Epoch')</w:t>
+      </w:r>
+    </w:p>
+    <w:p>
+      <w:pPr>
+        <w:spacing w:after="40"/>
+        <w:ind w:left="480"/>
+      </w:pPr>
+      <w:r>
+        <w:rPr>
+          <w:rFonts w:ascii="Consolas" w:cs="Consolas" w:eastAsia="Consolas" w:hAnsi="Consolas"/>
+          <w:sz w:val="20"/>
+          <w:szCs w:val="20"/>
+        </w:rPr>
+        <w:t xml:space="preserve">axes[1].set_ylabel('mAP')</w:t>
+      </w:r>
+    </w:p>
+    <w:p>
+      <w:pPr>
+        <w:spacing w:after="40"/>
+        <w:ind w:left="480"/>
+      </w:pPr>
+      <w:r>
+        <w:rPr>
+          <w:rFonts w:ascii="Consolas" w:cs="Consolas" w:eastAsia="Consolas" w:hAnsi="Consolas"/>
+          <w:sz w:val="20"/>
+          <w:szCs w:val="20"/>
+        </w:rPr>
+        <w:t xml:space="preserve">axes[1].set_title('Validation mAP'); axes[1].legend()</w:t>
+      </w:r>
+    </w:p>
+    <w:p>
+      <w:pPr>
+        <w:spacing w:after="40"/>
+        <w:ind w:left="480"/>
+      </w:pPr>
+      <w:r>
+        <w:rPr>
+          <w:rFonts w:ascii="Consolas" w:cs="Consolas" w:eastAsia="Consolas" w:hAnsi="Consolas"/>
+          <w:sz w:val="20"/>
+          <w:szCs w:val="20"/>
+        </w:rPr>
+        <w:t xml:space="preserve"/>
+      </w:r>
+    </w:p>
+    <w:p>
+      <w:pPr>
+        <w:spacing w:after="40"/>
+        <w:ind w:left="480"/>
+      </w:pPr>
+      <w:r>
+        <w:rPr>
+          <w:rFonts w:ascii="Consolas" w:cs="Consolas" w:eastAsia="Consolas" w:hAnsi="Consolas"/>
+          <w:sz w:val="20"/>
+          <w:szCs w:val="20"/>
+        </w:rPr>
+        <w:t xml:space="preserve">plt.tight_layout()</w:t>
       </w:r>
     </w:p>
     <w:p>
@@ -1165,7 +2113,7 @@
           <w:sz w:val="20"/>
           <w:szCs w:val="20"/>
         </w:rPr>
-        <w:t xml:space="preserve">results = model.val()</w:t>
+        <w:t xml:space="preserve">plt.savefig('training_analysis.png', dpi=150)</w:t>
       </w:r>
     </w:p>
     <w:p>
@@ -1173,7 +2121,7 @@
         <w:pStyle w:val="Heading2"/>
       </w:pPr>
       <w:r>
-        <w:t xml:space="preserve">2.4 训练参数</w:t>
+        <w:t xml:space="preserve">3.4 训练参数</w:t>
       </w:r>
     </w:p>
     <w:tbl>
@@ -1733,7 +2681,7 @@
         <w:pStyle w:val="Heading2"/>
       </w:pPr>
       <w:r>
-        <w:t xml:space="preserve">2.5 运行结果截图</w:t>
+        <w:t xml:space="preserve">3.5 运行结果截图</w:t>
       </w:r>
     </w:p>
     <w:p>
@@ -1971,7 +2919,7 @@
         <w:pStyle w:val="Heading1"/>
       </w:pPr>
       <w:r>
-        <w:t xml:space="preserve">三、运行情况及结果分析</w:t>
+        <w:t xml:space="preserve">四、运行情况及结果分析</w:t>
       </w:r>
     </w:p>
     <w:p>
@@ -1979,7 +2927,7 @@
         <w:pStyle w:val="Heading2"/>
       </w:pPr>
       <w:r>
-        <w:t xml:space="preserve">3.1 最终模型性能</w:t>
+        <w:t xml:space="preserve">4.1 最终模型性能</w:t>
       </w:r>
     </w:p>
     <w:tbl>
@@ -3313,7 +4261,7 @@
         <w:pStyle w:val="Heading2"/>
       </w:pPr>
       <w:r>
-        <w:t xml:space="preserve">3.2 结果分析</w:t>
+        <w:t xml:space="preserve">4.2 结果分析</w:t>
       </w:r>
     </w:p>
     <w:p>
@@ -3412,6 +4360,40 @@
     </w:p>
     <w:p>
       <w:pPr>
+        <w:spacing w:after="120"/>
+      </w:pPr>
+      <w:r>
+        <w:rPr>
+          <w:rFonts w:ascii="SimSun" w:cs="SimSun" w:eastAsia="SimSun" w:hAnsi="SimSun"/>
+          <w:sz w:val="24"/>
+          <w:szCs w:val="24"/>
+        </w:rPr>
+        <w:t xml:space="preserve">5. 与文献对比：Song等人[2]在NEU-DET上使用传统机器学习方法（LBP+SVM）报告的分类准确率约为93%，但该方法仅进行图像级分类而非目标检测。本实验使用YOLOv8n在目标检测任务上达到mAP50=0.820，不仅能判断缺陷类别还能精确定位缺陷位置，具有更强的实用价值。相比同类YOLOv5在该数据集上约0.75-0.80的mAP50[5]，YOLOv8展现了架构升级带来的性能提升。</w:t>
+      </w:r>
+    </w:p>
+    <w:p>
+      <w:pPr>
+        <w:pStyle w:val="Heading2"/>
+      </w:pPr>
+      <w:r>
+        <w:t xml:space="preserve">4.3 实验局限性讨论</w:t>
+      </w:r>
+    </w:p>
+    <w:p>
+      <w:pPr>
+        <w:spacing w:after="120"/>
+      </w:pPr>
+      <w:r>
+        <w:rPr>
+          <w:rFonts w:ascii="SimSun" w:cs="SimSun" w:eastAsia="SimSun" w:hAnsi="SimSun"/>
+          <w:sz w:val="24"/>
+          <w:szCs w:val="24"/>
+        </w:rPr>
+        <w:t xml:space="preserve">本实验存在以下局限性：(1) 验证集仅30张图片（约占1.7%），样本量过少可能导致评估指标波动较大，无法充分反映模型的真实泛化能力；(2) 未进行交叉验证或多次重复实验，结果的统计可靠性有限；(3) 仅对比了单一模型（YOLOv8n），未与其他模型规格（如YOLOv8s/m）或其他检测算法进行系统对比实验；(4) 训练epoch较少（30轮），从loss曲线看模型仍有继续下降的空间，可能尚未完全收敛。</w:t>
+      </w:r>
+    </w:p>
+    <w:p>
+      <w:pPr>
         <w:spacing w:before="200"/>
       </w:pPr>
     </w:p>
@@ -3420,7 +4402,7 @@
         <w:pStyle w:val="Heading2"/>
       </w:pPr>
       <w:r>
-        <w:t xml:space="preserve">3.3 遇到的问题及解决</w:t>
+        <w:t xml:space="preserve">4.4 遇到的问题及解决</w:t>
       </w:r>
     </w:p>
     <w:tbl>
@@ -3944,7 +4926,7 @@
         <w:pStyle w:val="Heading1"/>
       </w:pPr>
       <w:r>
-        <w:t xml:space="preserve">四、总结及展望</w:t>
+        <w:t xml:space="preserve">五、总结及展望</w:t>
       </w:r>
     </w:p>
     <w:p>
@@ -4034,7 +5016,7 @@
         <w:pStyle w:val="Heading1"/>
       </w:pPr>
       <w:r>
-        <w:t xml:space="preserve">五、参考文献</w:t>
+        <w:t xml:space="preserve">六、参考文献</w:t>
       </w:r>
     </w:p>
     <w:p>
@@ -4074,6 +5056,45 @@
           <w:szCs w:val="24"/>
         </w:rPr>
         <w:t xml:space="preserve">[3] Jocher G, Chaurasia A, Qiu J. Ultralytics YOLO (Version 8.0.0)[Software]. 2023.</w:t>
+      </w:r>
+    </w:p>
+    <w:p>
+      <w:pPr>
+        <w:spacing w:after="80"/>
+      </w:pPr>
+      <w:r>
+        <w:rPr>
+          <w:rFonts w:ascii="SimSun" w:cs="SimSun" w:eastAsia="SimSun" w:hAnsi="SimSun"/>
+          <w:sz w:val="24"/>
+          <w:szCs w:val="24"/>
+        </w:rPr>
+        <w:t xml:space="preserve">[4] Redmon J, Divvala S, Girshick R, et al. You Only Look Once: Unified, Real-Time Object Detection[C]. CVPR, 2016: 779-788.</w:t>
+      </w:r>
+    </w:p>
+    <w:p>
+      <w:pPr>
+        <w:spacing w:after="80"/>
+      </w:pPr>
+      <w:r>
+        <w:rPr>
+          <w:rFonts w:ascii="SimSun" w:cs="SimSun" w:eastAsia="SimSun" w:hAnsi="SimSun"/>
+          <w:sz w:val="24"/>
+          <w:szCs w:val="24"/>
+        </w:rPr>
+        <w:t xml:space="preserve">[5] He Y, Song K, Meng Q, et al. An end-to-end steel surface defect detection approach via fusing multiple hierarchical features[J]. IEEE Transactions on Instrumentation and Measurement, 2020, 69(4): 1493-1504.</w:t>
+      </w:r>
+    </w:p>
+    <w:p>
+      <w:pPr>
+        <w:spacing w:after="80"/>
+      </w:pPr>
+      <w:r>
+        <w:rPr>
+          <w:rFonts w:ascii="SimSun" w:cs="SimSun" w:eastAsia="SimSun" w:hAnsi="SimSun"/>
+          <w:sz w:val="24"/>
+          <w:szCs w:val="24"/>
+        </w:rPr>
+        <w:t xml:space="preserve">[6] Lin T Y, Goyal P, Girshick R, et al. Focal Loss for Dense Object Detection[C]. ICCV, 2017: 2980-2988.</w:t>
       </w:r>
     </w:p>
     <w:sectPr>
